--- a/DNA/Zymo Quick-DNA MiniPrep Plus extraction purification.docx
+++ b/DNA/Zymo Quick-DNA MiniPrep Plus extraction purification.docx
@@ -107,7 +107,31 @@
           <w:sz w:val="22"/>
           <w:szCs w:val="22"/>
         </w:rPr>
-        <w:t>27 May 2026</w:t>
+        <w:t>9</w:t>
+      </w:r>
+      <w:r>
+        <w:rPr>
+          <w:rFonts w:ascii="Arial" w:eastAsia="Arial" w:hAnsi="Arial" w:cs="Arial"/>
+          <w:sz w:val="22"/>
+          <w:szCs w:val="22"/>
+        </w:rPr>
+        <w:t xml:space="preserve"> </w:t>
+      </w:r>
+      <w:r>
+        <w:rPr>
+          <w:rFonts w:ascii="Arial" w:eastAsia="Arial" w:hAnsi="Arial" w:cs="Arial"/>
+          <w:sz w:val="22"/>
+          <w:szCs w:val="22"/>
+        </w:rPr>
+        <w:t>Jun</w:t>
+      </w:r>
+      <w:r>
+        <w:rPr>
+          <w:rFonts w:ascii="Arial" w:eastAsia="Arial" w:hAnsi="Arial" w:cs="Arial"/>
+          <w:sz w:val="22"/>
+          <w:szCs w:val="22"/>
+        </w:rPr>
+        <w:t xml:space="preserve"> 2026</w:t>
       </w:r>
       <w:r>
         <w:rPr>
@@ -367,15 +391,7 @@
           <w:sz w:val="22"/>
           <w:szCs w:val="22"/>
         </w:rPr>
-        <w:t xml:space="preserve">1) </w:t>
-      </w:r>
-      <w:r>
-        <w:rPr>
-          <w:rFonts w:ascii="Arial" w:eastAsia="Arial" w:hAnsi="Arial" w:cs="Arial"/>
-          <w:sz w:val="22"/>
-          <w:szCs w:val="22"/>
-        </w:rPr>
-        <w:t>Once thawed, centrifuge for 1 min, then transfer 300 µL of homogenate to 2.0 mL tube.</w:t>
+        <w:t>1) Once thawed, centrifuge for 1 min, then transfer 300 µL of homogenate to 2.0 mL tube.</w:t>
       </w:r>
     </w:p>
     <w:p>
@@ -405,15 +421,24 @@
           <w:sz w:val="22"/>
           <w:szCs w:val="22"/>
         </w:rPr>
-        <w:t xml:space="preserve">2) </w:t>
-      </w:r>
-      <w:r>
-        <w:rPr>
-          <w:rFonts w:ascii="Arial" w:eastAsia="Arial" w:hAnsi="Arial" w:cs="Arial"/>
-          <w:sz w:val="22"/>
-          <w:szCs w:val="22"/>
-        </w:rPr>
-        <w:t>Add 150 µl Solid Tissue Buffer (blue) and 10 µl Proteinase K.</w:t>
+        <w:t>2) Add 150 µl Solid Tissue Buffer (</w:t>
+      </w:r>
+      <w:r>
+        <w:rPr>
+          <w:rFonts w:ascii="Arial" w:eastAsia="Arial" w:hAnsi="Arial" w:cs="Arial"/>
+          <w:color w:val="00B0F0"/>
+          <w:sz w:val="22"/>
+          <w:szCs w:val="22"/>
+        </w:rPr>
+        <w:t>blue</w:t>
+      </w:r>
+      <w:r>
+        <w:rPr>
+          <w:rFonts w:ascii="Arial" w:eastAsia="Arial" w:hAnsi="Arial" w:cs="Arial"/>
+          <w:sz w:val="22"/>
+          <w:szCs w:val="22"/>
+        </w:rPr>
+        <w:t>) and 10 µl Proteinase K.</w:t>
       </w:r>
     </w:p>
     <w:p>
@@ -444,31 +469,7 @@
           <w:sz w:val="22"/>
           <w:szCs w:val="22"/>
         </w:rPr>
-        <w:t xml:space="preserve">3) </w:t>
-      </w:r>
-      <w:r>
-        <w:rPr>
-          <w:rFonts w:ascii="Arial" w:eastAsia="Arial" w:hAnsi="Arial" w:cs="Arial"/>
-          <w:sz w:val="22"/>
-          <w:szCs w:val="22"/>
-        </w:rPr>
-        <w:t>Vortex for 15 sec and incubate at 55 ºC for 1</w:t>
-      </w:r>
-      <w:r>
-        <w:rPr>
-          <w:rFonts w:ascii="Arial" w:eastAsia="Arial" w:hAnsi="Arial" w:cs="Arial"/>
-          <w:sz w:val="22"/>
-          <w:szCs w:val="22"/>
-        </w:rPr>
-        <w:t>–</w:t>
-      </w:r>
-      <w:r>
-        <w:rPr>
-          <w:rFonts w:ascii="Arial" w:eastAsia="Arial" w:hAnsi="Arial" w:cs="Arial"/>
-          <w:sz w:val="22"/>
-          <w:szCs w:val="22"/>
-        </w:rPr>
-        <w:t xml:space="preserve">3 </w:t>
+        <w:t xml:space="preserve">3) Vortex for 15 sec and incubate at 55 ºC for 1–3 </w:t>
       </w:r>
       <w:proofErr w:type="spellStart"/>
       <w:r>
@@ -517,15 +518,7 @@
           <w:sz w:val="22"/>
           <w:szCs w:val="22"/>
         </w:rPr>
-        <w:t xml:space="preserve">4) </w:t>
-      </w:r>
-      <w:r>
-        <w:rPr>
-          <w:rFonts w:ascii="Arial" w:eastAsia="Arial" w:hAnsi="Arial" w:cs="Arial"/>
-          <w:sz w:val="22"/>
-          <w:szCs w:val="22"/>
-        </w:rPr>
-        <w:t>Centrifuge lysate for 1 min, then transfer 350 µL supernatant to 1.5 mL tube.</w:t>
+        <w:t>4) Centrifuge lysate for 1 min, then transfer 350 µL supernatant to 1.5 mL tube.</w:t>
       </w:r>
     </w:p>
     <w:p>
@@ -556,15 +549,7 @@
           <w:sz w:val="22"/>
           <w:szCs w:val="22"/>
         </w:rPr>
-        <w:t xml:space="preserve">5) </w:t>
-      </w:r>
-      <w:r>
-        <w:rPr>
-          <w:rFonts w:ascii="Arial" w:eastAsia="Arial" w:hAnsi="Arial" w:cs="Arial"/>
-          <w:sz w:val="22"/>
-          <w:szCs w:val="22"/>
-        </w:rPr>
-        <w:t>Add 1 volume Genomic Binding Buffer (350 µL) to the sample and vortex 15 sec.</w:t>
+        <w:t>5) Add 1 volume Genomic Binding Buffer (350 µL) to the sample and vortex 15 sec.</w:t>
       </w:r>
     </w:p>
     <w:p>
@@ -595,15 +580,7 @@
           <w:sz w:val="22"/>
           <w:szCs w:val="22"/>
         </w:rPr>
-        <w:t xml:space="preserve">6) </w:t>
-      </w:r>
-      <w:r>
-        <w:rPr>
-          <w:rFonts w:ascii="Arial" w:eastAsia="Arial" w:hAnsi="Arial" w:cs="Arial"/>
-          <w:sz w:val="22"/>
-          <w:szCs w:val="22"/>
-        </w:rPr>
-        <w:t xml:space="preserve">Transfer to a Zymo-Spin IIC-XLR Column in a collection tube and centrifuge for 1 min. Transfer spin column to a </w:t>
+        <w:t xml:space="preserve">6) Transfer to a Zymo-Spin IIC-XLR Column in a collection tube and centrifuge for 1 min. Transfer spin column to a </w:t>
       </w:r>
       <w:r>
         <w:rPr>
@@ -660,15 +637,7 @@
           <w:sz w:val="22"/>
           <w:szCs w:val="22"/>
         </w:rPr>
-        <w:t xml:space="preserve">7) </w:t>
-      </w:r>
-      <w:r>
-        <w:rPr>
-          <w:rFonts w:ascii="Arial" w:eastAsia="Arial" w:hAnsi="Arial" w:cs="Arial"/>
-          <w:sz w:val="22"/>
-          <w:szCs w:val="22"/>
-        </w:rPr>
-        <w:t>Add 400 µl DNA Pre-Wash</w:t>
+        <w:t>7) Add 400 µl DNA Pre-Wash</w:t>
       </w:r>
       <w:r>
         <w:rPr>
@@ -726,15 +695,7 @@
           <w:sz w:val="22"/>
           <w:szCs w:val="22"/>
         </w:rPr>
-        <w:t xml:space="preserve">8) </w:t>
-      </w:r>
-      <w:r>
-        <w:rPr>
-          <w:rFonts w:ascii="ArialMT" w:eastAsia="ArialMT" w:hAnsi="ArialMT" w:cs="ArialMT"/>
-          <w:sz w:val="22"/>
-          <w:szCs w:val="22"/>
-        </w:rPr>
-        <w:t xml:space="preserve">Add 700 </w:t>
+        <w:t xml:space="preserve">8) Add 700 </w:t>
       </w:r>
       <w:r>
         <w:rPr>
@@ -816,15 +777,7 @@
           <w:sz w:val="22"/>
           <w:szCs w:val="22"/>
         </w:rPr>
-        <w:t xml:space="preserve">9) </w:t>
-      </w:r>
-      <w:r>
-        <w:rPr>
-          <w:rFonts w:ascii="ArialMT" w:eastAsia="ArialMT" w:hAnsi="ArialMT" w:cs="ArialMT"/>
-          <w:sz w:val="22"/>
-          <w:szCs w:val="22"/>
-        </w:rPr>
-        <w:t xml:space="preserve">Add 200 </w:t>
+        <w:t xml:space="preserve">9) Add 200 </w:t>
       </w:r>
       <w:r>
         <w:rPr>
@@ -888,15 +841,7 @@
           <w:sz w:val="22"/>
           <w:szCs w:val="22"/>
         </w:rPr>
-        <w:t xml:space="preserve">10) </w:t>
-      </w:r>
-      <w:r>
-        <w:rPr>
-          <w:rFonts w:ascii="ArialMT" w:eastAsia="ArialMT" w:hAnsi="ArialMT" w:cs="ArialMT"/>
-          <w:sz w:val="22"/>
-          <w:szCs w:val="22"/>
-        </w:rPr>
-        <w:t xml:space="preserve">To elute DNA, add 50 </w:t>
+        <w:t xml:space="preserve">10) To elute DNA, add 50 </w:t>
       </w:r>
       <w:r>
         <w:rPr>
@@ -1335,15 +1280,7 @@
           <w:sz w:val="22"/>
           <w:szCs w:val="22"/>
         </w:rPr>
-        <w:t xml:space="preserve">1) </w:t>
-      </w:r>
-      <w:r>
-        <w:rPr>
-          <w:rFonts w:ascii="ArialMT" w:eastAsia="ArialMT" w:hAnsi="ArialMT" w:cs="ArialMT"/>
-          <w:sz w:val="22"/>
-          <w:szCs w:val="22"/>
-        </w:rPr>
-        <w:t xml:space="preserve">Add 600 </w:t>
+        <w:t xml:space="preserve">1) Add 600 </w:t>
       </w:r>
       <w:r>
         <w:rPr>
@@ -1399,15 +1336,7 @@
           <w:sz w:val="22"/>
           <w:szCs w:val="22"/>
         </w:rPr>
-        <w:t xml:space="preserve">2) </w:t>
-      </w:r>
-      <w:r>
-        <w:rPr>
-          <w:rFonts w:ascii="ArialMT" w:eastAsia="ArialMT" w:hAnsi="ArialMT" w:cs="ArialMT"/>
-          <w:sz w:val="22"/>
-          <w:szCs w:val="22"/>
-        </w:rPr>
-        <w:t xml:space="preserve">Transfer 50 </w:t>
+        <w:t xml:space="preserve">2) Transfer 50 </w:t>
       </w:r>
       <w:r>
         <w:rPr>
@@ -1842,16 +1771,7 @@
           <w:sz w:val="22"/>
           <w:szCs w:val="22"/>
         </w:rPr>
-        <w:t xml:space="preserve">1) </w:t>
-      </w:r>
-      <w:r>
-        <w:rPr>
-          <w:rFonts w:ascii="Arial" w:eastAsia="Arial" w:hAnsi="Arial" w:cs="Arial"/>
-          <w:color w:val="000000"/>
-          <w:sz w:val="22"/>
-          <w:szCs w:val="22"/>
-        </w:rPr>
-        <w:t xml:space="preserve">Add 2 volumes (100 µL) of </w:t>
+        <w:t xml:space="preserve">1) Add 2 volumes (100 µL) of </w:t>
       </w:r>
       <w:r>
         <w:rPr>
@@ -1919,16 +1839,7 @@
           <w:sz w:val="22"/>
           <w:szCs w:val="22"/>
         </w:rPr>
-        <w:t xml:space="preserve">2) </w:t>
-      </w:r>
-      <w:r>
-        <w:rPr>
-          <w:rFonts w:ascii="Arial" w:eastAsia="Arial" w:hAnsi="Arial" w:cs="Arial"/>
-          <w:color w:val="000000"/>
-          <w:sz w:val="22"/>
-          <w:szCs w:val="22"/>
-        </w:rPr>
-        <w:t>Transfer to Zymo</w:t>
+        <w:t>2) Transfer to Zymo</w:t>
       </w:r>
       <w:r>
         <w:rPr>
@@ -2020,16 +1931,7 @@
           <w:sz w:val="22"/>
           <w:szCs w:val="22"/>
         </w:rPr>
-        <w:t xml:space="preserve">3) </w:t>
-      </w:r>
-      <w:r>
-        <w:rPr>
-          <w:rFonts w:ascii="Arial" w:eastAsia="Arial" w:hAnsi="Arial" w:cs="Arial"/>
-          <w:color w:val="000000"/>
-          <w:sz w:val="22"/>
-          <w:szCs w:val="22"/>
-        </w:rPr>
-        <w:t xml:space="preserve">Add </w:t>
+        <w:t xml:space="preserve">3) Add </w:t>
       </w:r>
       <w:r>
         <w:rPr>
@@ -2166,16 +2068,7 @@
           <w:sz w:val="22"/>
           <w:szCs w:val="22"/>
         </w:rPr>
-        <w:t xml:space="preserve">4) </w:t>
-      </w:r>
-      <w:r>
-        <w:rPr>
-          <w:rFonts w:ascii="Arial" w:eastAsia="Arial" w:hAnsi="Arial" w:cs="Arial"/>
-          <w:color w:val="000000"/>
-          <w:sz w:val="22"/>
-          <w:szCs w:val="22"/>
-        </w:rPr>
-        <w:t xml:space="preserve">Add </w:t>
+        <w:t xml:space="preserve">4) Add </w:t>
       </w:r>
       <w:r>
         <w:rPr>
@@ -2328,15 +2221,7 @@
           <w:sz w:val="22"/>
           <w:szCs w:val="22"/>
         </w:rPr>
-        <w:t xml:space="preserve">5) </w:t>
-      </w:r>
-      <w:r>
-        <w:rPr>
-          <w:rFonts w:ascii="Arial" w:eastAsia="Arial" w:hAnsi="Arial" w:cs="Arial"/>
-          <w:sz w:val="22"/>
-          <w:szCs w:val="22"/>
-        </w:rPr>
-        <w:t>Nanodrop eluted DNA, blanking using the same DNase/RNase-Free Water used for elution.</w:t>
+        <w:t>5) Nanodrop eluted DNA, blanking using the same DNase/RNase-Free Water used for elution.</w:t>
       </w:r>
     </w:p>
     <w:p>
@@ -2359,15 +2244,7 @@
           <w:sz w:val="22"/>
           <w:szCs w:val="22"/>
         </w:rPr>
-        <w:t xml:space="preserve">6) </w:t>
-      </w:r>
-      <w:r>
-        <w:rPr>
-          <w:rFonts w:ascii="ArialMT" w:eastAsia="ArialMT" w:hAnsi="ArialMT" w:cs="ArialMT"/>
-          <w:sz w:val="22"/>
-          <w:szCs w:val="22"/>
-        </w:rPr>
-        <w:t xml:space="preserve">Store at -20 </w:t>
+        <w:t xml:space="preserve">6) Store at -20 </w:t>
       </w:r>
       <w:r>
         <w:rPr>
